--- a/ага.docx
+++ b/ага.docx
@@ -8,14 +8,27 @@
           <w:sz w:val="300"/>
         </w:rPr>
       </w:pPr>
-      <w:bookmarkStart w:id="0" w:name="_GoBack"/>
       <w:r>
         <w:rPr>
           <w:sz w:val="300"/>
         </w:rPr>
-        <w:t>Даня, работай!!!</w:t>
+        <w:t>!!!</w:t>
       </w:r>
+      <w:bookmarkStart w:id="0" w:name="_GoBack"/>
       <w:bookmarkEnd w:id="0"/>
+      <w:r>
+        <w:rPr>
+          <w:sz w:val="300"/>
+        </w:rPr>
+        <w:t xml:space="preserve">Даня, </w:t>
+      </w:r>
+      <w:r>
+        <w:rPr>
+          <w:sz w:val="300"/>
+        </w:rPr>
+        <w:lastRenderedPageBreak/>
+        <w:t>работай!!!</w:t>
+      </w:r>
     </w:p>
     <w:sectPr>
       <w:pgSz w:w="11906" w:h="16838"/>
